--- a/Manufacturing-Analysis/Manufacturing Presentation Summary.docx
+++ b/Manufacturing-Analysis/Manufacturing Presentation Summary.docx
@@ -1,10 +1,14 @@
 
 <file path=word/document.xml><?xml version="1.0" encoding="utf-8"?>
-<w:document xmlns:wpc="http://schemas.microsoft.com/office/word/2010/wordprocessingCanvas" xmlns:mc="http://schemas.openxmlformats.org/markup-compatibility/2006" xmlns:o="urn:schemas-microsoft-com:office:office" xmlns:r="http://schemas.openxmlformats.org/officeDocument/2006/relationships" xmlns:m="http://schemas.openxmlformats.org/officeDocument/2006/math" xmlns:v="urn:schemas-microsoft-com:vml" xmlns:wp14="http://schemas.microsoft.com/office/word/2010/wordprocessingDrawing" xmlns:wp="http://schemas.openxmlformats.org/drawingml/2006/wordprocessingDrawing" xmlns:w10="urn:schemas-microsoft-com:office:word" xmlns:w="http://schemas.openxmlformats.org/wordprocessingml/2006/main" xmlns:w14="http://schemas.microsoft.com/office/word/2010/wordml" xmlns:w15="http://schemas.microsoft.com/office/word/2012/wordml" xmlns:wpg="http://schemas.microsoft.com/office/word/2010/wordprocessingGroup" xmlns:wpi="http://schemas.microsoft.com/office/word/2010/wordprocessingInk" xmlns:wne="http://schemas.microsoft.com/office/word/2006/wordml" xmlns:wps="http://schemas.microsoft.com/office/word/2010/wordprocessingShape" mc:Ignorable="w14 w15 wp14">
+<w:document xmlns:wpc="http://schemas.microsoft.com/office/word/2010/wordprocessingCanvas" xmlns:cx="http://schemas.microsoft.com/office/drawing/2014/chartex" xmlns:cx1="http://schemas.microsoft.com/office/drawing/2015/9/8/chartex" xmlns:cx2="http://schemas.microsoft.com/office/drawing/2015/10/21/chartex" xmlns:cx3="http://schemas.microsoft.com/office/drawing/2016/5/9/chartex" xmlns:cx4="http://schemas.microsoft.com/office/drawing/2016/5/10/chartex" xmlns:cx5="http://schemas.microsoft.com/office/drawing/2016/5/11/chartex" xmlns:cx6="http://schemas.microsoft.com/office/drawing/2016/5/12/chartex" xmlns:cx7="http://schemas.microsoft.com/office/drawing/2016/5/13/chartex" xmlns:cx8="http://schemas.microsoft.com/office/drawing/2016/5/14/chartex" xmlns:mc="http://schemas.openxmlformats.org/markup-compatibility/2006" xmlns:aink="http://schemas.microsoft.com/office/drawing/2016/ink" xmlns:am3d="http://schemas.microsoft.com/office/drawing/2017/model3d" xmlns:o="urn:schemas-microsoft-com:office:office" xmlns:oel="http://schemas.microsoft.com/office/2019/extlst" xmlns:r="http://schemas.openxmlformats.org/officeDocument/2006/relationships" xmlns:m="http://schemas.openxmlformats.org/officeDocument/2006/math" xmlns:v="urn:schemas-microsoft-com:vml" xmlns:wp14="http://schemas.microsoft.com/office/word/2010/wordprocessingDrawing" xmlns:wp="http://schemas.openxmlformats.org/drawingml/2006/wordprocessingDrawing" xmlns:w10="urn:schemas-microsoft-com:office:word" xmlns:w="http://schemas.openxmlformats.org/wordprocessingml/2006/main" xmlns:w14="http://schemas.microsoft.com/office/word/2010/wordml" xmlns:w15="http://schemas.microsoft.com/office/word/2012/wordml" xmlns:w16cex="http://schemas.microsoft.com/office/word/2018/wordml/cex" xmlns:w16cid="http://schemas.microsoft.com/office/word/2016/wordml/cid" xmlns:w16="http://schemas.microsoft.com/office/word/2018/wordml" xmlns:w16du="http://schemas.microsoft.com/office/word/2023/wordml/word16du" xmlns:w16sdtdh="http://schemas.microsoft.com/office/word/2020/wordml/sdtdatahash" xmlns:w16sdtfl="http://schemas.microsoft.com/office/word/2024/wordml/sdtformatlock" xmlns:w16se="http://schemas.microsoft.com/office/word/2015/wordml/symex" xmlns:wpg="http://schemas.microsoft.com/office/word/2010/wordprocessingGroup" xmlns:wpi="http://schemas.microsoft.com/office/word/2010/wordprocessingInk" xmlns:wne="http://schemas.microsoft.com/office/word/2006/wordml" xmlns:wps="http://schemas.microsoft.com/office/word/2010/wordprocessingShape" mc:Ignorable="w14 w15 w16se w16cid w16 w16cex w16sdtdh w16sdtfl w16du wp14">
   <w:body>
     <w:p>
       <w:pPr>
         <w:spacing w:after="40"/>
+        <w:rPr>
+          <w:b/>
+          <w:sz w:val="42"/>
+        </w:rPr>
       </w:pPr>
       <w:r>
         <w:rPr>
@@ -12,6 +16,55 @@
           <w:sz w:val="42"/>
         </w:rPr>
         <w:t>Manufacturing Blend Adjustment Analysis</w:t>
+      </w:r>
+    </w:p>
+    <w:tbl>
+      <w:tblPr>
+        <w:tblW w:w="0" w:type="auto"/>
+        <w:tblLook w:val="04A0" w:firstRow="1" w:lastRow="0" w:firstColumn="1" w:lastColumn="0" w:noHBand="0" w:noVBand="1"/>
+      </w:tblPr>
+      <w:tblGrid>
+        <w:gridCol w:w="10080"/>
+      </w:tblGrid>
+      <w:tr>
+        <w:tc>
+          <w:tcPr>
+            <w:tcW w:w="10080" w:type="dxa"/>
+            <w:shd w:val="clear" w:color="auto" w:fill="D9E7F7"/>
+            <w:tcMar>
+              <w:top w:w="70" w:type="dxa"/>
+              <w:left w:w="90" w:type="dxa"/>
+              <w:bottom w:w="70" w:type="dxa"/>
+              <w:right w:w="90" w:type="dxa"/>
+            </w:tcMar>
+          </w:tcPr>
+          <w:p>
+            <w:pPr>
+              <w:spacing w:after="0"/>
+              <w:rPr>
+                <w:b/>
+                <w:color w:val="1F4E79"/>
+                <w:sz w:val="27"/>
+              </w:rPr>
+            </w:pPr>
+            <w:r>
+              <w:rPr>
+                <w:b/>
+                <w:color w:val="1F4E79"/>
+                <w:sz w:val="27"/>
+              </w:rPr>
+              <w:t>Context/Objective</w:t>
+            </w:r>
+          </w:p>
+        </w:tc>
+      </w:tr>
+    </w:tbl>
+    <w:p>
+      <w:pPr>
+        <w:pStyle w:val="NormalWeb"/>
+      </w:pPr>
+      <w:r>
+        <w:t>Adjustments are modifications made to a blend to bring it within specification. Because they add manufacturing time and may require extra material outside the original schedule, the purpose of this review is to identify where adjustment burden is concentrated and where time-saving improvements should be prioritized.</w:t>
       </w:r>
     </w:p>
     <w:tbl>
@@ -185,12 +238,6 @@
       <w:pPr>
         <w:pStyle w:val="ListParagraph"/>
         <w:spacing w:after="20"/>
-      </w:pPr>
-    </w:p>
-    <w:p>
-      <w:pPr>
-        <w:pStyle w:val="ListParagraph"/>
-        <w:spacing w:after="20"/>
         <w:jc w:val="center"/>
       </w:pPr>
       <w:r>
@@ -198,9 +245,9 @@
           <w:noProof/>
         </w:rPr>
         <w:drawing>
-          <wp:inline distT="0" distB="0" distL="0" distR="0" wp14:anchorId="2071EDC6" wp14:editId="7F6387E1">
-            <wp:extent cx="4972050" cy="4485975"/>
-            <wp:effectExtent l="0" t="0" r="0" b="0"/>
+          <wp:inline distT="0" distB="0" distL="0" distR="0" wp14:anchorId="2071EDC6" wp14:editId="6B2A5A3F">
+            <wp:extent cx="4248150" cy="3333581"/>
+            <wp:effectExtent l="0" t="0" r="0" b="635"/>
             <wp:docPr id="1" name="Picture 1"/>
             <wp:cNvGraphicFramePr>
               <a:graphicFrameLocks xmlns:a="http://schemas.openxmlformats.org/drawingml/2006/main" noChangeAspect="1"/>
@@ -221,7 +268,7 @@
                   <pic:spPr>
                     <a:xfrm>
                       <a:off x="0" y="0"/>
-                      <a:ext cx="5048640" cy="4555077"/>
+                      <a:ext cx="4388472" cy="3443693"/>
                     </a:xfrm>
                     <a:prstGeom prst="rect">
                       <a:avLst/>
@@ -617,8 +664,6 @@
       <w:r>
         <w:t xml:space="preserve"> that performance remains variable and should continue to be monitored.</w:t>
       </w:r>
-      <w:bookmarkStart w:id="0" w:name="_GoBack"/>
-      <w:bookmarkEnd w:id="0"/>
     </w:p>
     <w:p>
       <w:pPr>
@@ -1110,6 +1155,39 @@
         <w:t xml:space="preserve"> Use the 30-day rolling trend as an ongoing KPI to track whether adjustment burden is improving after operational changes are made.</w:t>
       </w:r>
     </w:p>
+    <w:p>
+      <w:pPr>
+        <w:pStyle w:val="ListParagraph"/>
+        <w:numPr>
+          <w:ilvl w:val="0"/>
+          <w:numId w:val="12"/>
+        </w:numPr>
+        <w:spacing w:after="0" w:line="240" w:lineRule="auto"/>
+        <w:rPr>
+          <w:rFonts w:ascii="Times New Roman" w:eastAsia="Times New Roman" w:hAnsi="Times New Roman" w:cs="Times New Roman"/>
+          <w:sz w:val="24"/>
+          <w:szCs w:val="24"/>
+        </w:rPr>
+      </w:pPr>
+      <w:r>
+        <w:rPr>
+          <w:rFonts w:ascii="Times New Roman" w:eastAsia="Times New Roman" w:hAnsi="Times New Roman" w:cs="Times New Roman"/>
+          <w:b/>
+          <w:bCs/>
+          <w:sz w:val="24"/>
+          <w:szCs w:val="24"/>
+        </w:rPr>
+        <w:t>Material cost impact:</w:t>
+      </w:r>
+      <w:r>
+        <w:rPr>
+          <w:rFonts w:ascii="Times New Roman" w:eastAsia="Times New Roman" w:hAnsi="Times New Roman" w:cs="Times New Roman"/>
+          <w:sz w:val="24"/>
+          <w:szCs w:val="24"/>
+        </w:rPr>
+        <w:t xml:space="preserve"> Extend the analysis to measure how adjustments affect total blend cost, especially where added material is not reflected in the original schedule. This would require additional material usage and cost data.</w:t>
+      </w:r>
+    </w:p>
     <w:sectPr>
       <w:pgSz w:w="12240" w:h="15840"/>
       <w:pgMar w:top="792" w:right="1080" w:bottom="792" w:left="1080" w:header="720" w:footer="720" w:gutter="0"/>
@@ -1121,7 +1199,7 @@
 </file>
 
 <file path=word/numbering.xml><?xml version="1.0" encoding="utf-8"?>
-<w:numbering xmlns:wpc="http://schemas.microsoft.com/office/word/2010/wordprocessingCanvas" xmlns:mc="http://schemas.openxmlformats.org/markup-compatibility/2006" xmlns:o="urn:schemas-microsoft-com:office:office" xmlns:r="http://schemas.openxmlformats.org/officeDocument/2006/relationships" xmlns:m="http://schemas.openxmlformats.org/officeDocument/2006/math" xmlns:v="urn:schemas-microsoft-com:vml" xmlns:wp14="http://schemas.microsoft.com/office/word/2010/wordprocessingDrawing" xmlns:wp="http://schemas.openxmlformats.org/drawingml/2006/wordprocessingDrawing" xmlns:w10="urn:schemas-microsoft-com:office:word" xmlns:w="http://schemas.openxmlformats.org/wordprocessingml/2006/main" xmlns:w14="http://schemas.microsoft.com/office/word/2010/wordml" xmlns:w15="http://schemas.microsoft.com/office/word/2012/wordml" xmlns:wpg="http://schemas.microsoft.com/office/word/2010/wordprocessingGroup" xmlns:wpi="http://schemas.microsoft.com/office/word/2010/wordprocessingInk" xmlns:wne="http://schemas.microsoft.com/office/word/2006/wordml" xmlns:wps="http://schemas.microsoft.com/office/word/2010/wordprocessingShape" mc:Ignorable="w14 w15 wp14">
+<w:numbering xmlns:wpc="http://schemas.microsoft.com/office/word/2010/wordprocessingCanvas" xmlns:cx="http://schemas.microsoft.com/office/drawing/2014/chartex" xmlns:cx1="http://schemas.microsoft.com/office/drawing/2015/9/8/chartex" xmlns:cx2="http://schemas.microsoft.com/office/drawing/2015/10/21/chartex" xmlns:cx3="http://schemas.microsoft.com/office/drawing/2016/5/9/chartex" xmlns:cx4="http://schemas.microsoft.com/office/drawing/2016/5/10/chartex" xmlns:cx5="http://schemas.microsoft.com/office/drawing/2016/5/11/chartex" xmlns:cx6="http://schemas.microsoft.com/office/drawing/2016/5/12/chartex" xmlns:cx7="http://schemas.microsoft.com/office/drawing/2016/5/13/chartex" xmlns:cx8="http://schemas.microsoft.com/office/drawing/2016/5/14/chartex" xmlns:mc="http://schemas.openxmlformats.org/markup-compatibility/2006" xmlns:aink="http://schemas.microsoft.com/office/drawing/2016/ink" xmlns:am3d="http://schemas.microsoft.com/office/drawing/2017/model3d" xmlns:o="urn:schemas-microsoft-com:office:office" xmlns:oel="http://schemas.microsoft.com/office/2019/extlst" xmlns:r="http://schemas.openxmlformats.org/officeDocument/2006/relationships" xmlns:m="http://schemas.openxmlformats.org/officeDocument/2006/math" xmlns:v="urn:schemas-microsoft-com:vml" xmlns:wp14="http://schemas.microsoft.com/office/word/2010/wordprocessingDrawing" xmlns:wp="http://schemas.openxmlformats.org/drawingml/2006/wordprocessingDrawing" xmlns:w10="urn:schemas-microsoft-com:office:word" xmlns:w="http://schemas.openxmlformats.org/wordprocessingml/2006/main" xmlns:w14="http://schemas.microsoft.com/office/word/2010/wordml" xmlns:w15="http://schemas.microsoft.com/office/word/2012/wordml" xmlns:w16cex="http://schemas.microsoft.com/office/word/2018/wordml/cex" xmlns:w16cid="http://schemas.microsoft.com/office/word/2016/wordml/cid" xmlns:w16="http://schemas.microsoft.com/office/word/2018/wordml" xmlns:w16du="http://schemas.microsoft.com/office/word/2023/wordml/word16du" xmlns:w16sdtdh="http://schemas.microsoft.com/office/word/2020/wordml/sdtdatahash" xmlns:w16sdtfl="http://schemas.microsoft.com/office/word/2024/wordml/sdtformatlock" xmlns:w16se="http://schemas.microsoft.com/office/word/2015/wordml/symex" xmlns:wpg="http://schemas.microsoft.com/office/word/2010/wordprocessingGroup" xmlns:wpi="http://schemas.microsoft.com/office/word/2010/wordprocessingInk" xmlns:wne="http://schemas.microsoft.com/office/word/2006/wordml" xmlns:wps="http://schemas.microsoft.com/office/word/2010/wordprocessingShape" mc:Ignorable="w14 w15 w16se w16cid w16 w16cex w16sdtdh w16sdtfl w16du wp14">
   <w:abstractNum w:abstractNumId="0" w15:restartNumberingAfterBreak="0">
     <w:nsid w:val="FFFFFF7C"/>
     <w:multiLevelType w:val="singleLevel"/>
@@ -1632,47 +1710,47 @@
       </w:rPr>
     </w:lvl>
   </w:abstractNum>
-  <w:num w:numId="1">
+  <w:num w:numId="1" w16cid:durableId="16539363">
     <w:abstractNumId w:val="8"/>
   </w:num>
-  <w:num w:numId="2">
+  <w:num w:numId="2" w16cid:durableId="1984920506">
     <w:abstractNumId w:val="6"/>
   </w:num>
-  <w:num w:numId="3">
+  <w:num w:numId="3" w16cid:durableId="227153043">
     <w:abstractNumId w:val="5"/>
   </w:num>
-  <w:num w:numId="4">
+  <w:num w:numId="4" w16cid:durableId="2069380490">
     <w:abstractNumId w:val="4"/>
   </w:num>
-  <w:num w:numId="5">
+  <w:num w:numId="5" w16cid:durableId="1078938063">
     <w:abstractNumId w:val="7"/>
   </w:num>
-  <w:num w:numId="6">
+  <w:num w:numId="6" w16cid:durableId="346521512">
     <w:abstractNumId w:val="3"/>
   </w:num>
-  <w:num w:numId="7">
+  <w:num w:numId="7" w16cid:durableId="1155996475">
     <w:abstractNumId w:val="2"/>
   </w:num>
-  <w:num w:numId="8">
+  <w:num w:numId="8" w16cid:durableId="831481390">
     <w:abstractNumId w:val="1"/>
   </w:num>
-  <w:num w:numId="9">
+  <w:num w:numId="9" w16cid:durableId="1335230514">
     <w:abstractNumId w:val="0"/>
   </w:num>
-  <w:num w:numId="10">
+  <w:num w:numId="10" w16cid:durableId="1884437938">
     <w:abstractNumId w:val="11"/>
   </w:num>
-  <w:num w:numId="11">
+  <w:num w:numId="11" w16cid:durableId="1343242835">
     <w:abstractNumId w:val="10"/>
   </w:num>
-  <w:num w:numId="12">
+  <w:num w:numId="12" w16cid:durableId="1584292753">
     <w:abstractNumId w:val="9"/>
   </w:num>
 </w:numbering>
 </file>
 
 <file path=word/styles.xml><?xml version="1.0" encoding="utf-8"?>
-<w:styles xmlns:mc="http://schemas.openxmlformats.org/markup-compatibility/2006" xmlns:r="http://schemas.openxmlformats.org/officeDocument/2006/relationships" xmlns:w="http://schemas.openxmlformats.org/wordprocessingml/2006/main" xmlns:w14="http://schemas.microsoft.com/office/word/2010/wordml" xmlns:w15="http://schemas.microsoft.com/office/word/2012/wordml" mc:Ignorable="w14 w15">
+<w:styles xmlns:mc="http://schemas.openxmlformats.org/markup-compatibility/2006" xmlns:r="http://schemas.openxmlformats.org/officeDocument/2006/relationships" xmlns:w="http://schemas.openxmlformats.org/wordprocessingml/2006/main" xmlns:w14="http://schemas.microsoft.com/office/word/2010/wordml" xmlns:w15="http://schemas.microsoft.com/office/word/2012/wordml" xmlns:w16cex="http://schemas.microsoft.com/office/word/2018/wordml/cex" xmlns:w16cid="http://schemas.microsoft.com/office/word/2016/wordml/cid" xmlns:w16="http://schemas.microsoft.com/office/word/2018/wordml" xmlns:w16du="http://schemas.microsoft.com/office/word/2023/wordml/word16du" xmlns:w16sdtdh="http://schemas.microsoft.com/office/word/2020/wordml/sdtdatahash" xmlns:w16sdtfl="http://schemas.microsoft.com/office/word/2024/wordml/sdtformatlock" xmlns:w16se="http://schemas.microsoft.com/office/word/2015/wordml/symex" mc:Ignorable="w14 w15 w16se w16cid w16 w16cex w16sdtdh w16sdtfl w16du">
   <w:docDefaults>
     <w:rPrDefault>
       <w:rPr>
@@ -1688,7 +1766,7 @@
       </w:pPr>
     </w:pPrDefault>
   </w:docDefaults>
-  <w:latentStyles w:defLockedState="0" w:defUIPriority="99" w:defSemiHidden="0" w:defUnhideWhenUsed="0" w:defQFormat="0" w:count="371">
+  <w:latentStyles w:defLockedState="0" w:defUIPriority="99" w:defSemiHidden="0" w:defUnhideWhenUsed="0" w:defQFormat="0" w:count="376">
     <w:lsdException w:name="Normal" w:uiPriority="0" w:qFormat="1"/>
     <w:lsdException w:name="heading 1" w:uiPriority="9" w:qFormat="1"/>
     <w:lsdException w:name="heading 2" w:semiHidden="1" w:uiPriority="9" w:unhideWhenUsed="1" w:qFormat="1"/>
@@ -2051,6 +2129,11 @@
     <w:lsdException w:name="List Table 5 Dark Accent 6" w:uiPriority="50"/>
     <w:lsdException w:name="List Table 6 Colorful Accent 6" w:uiPriority="51"/>
     <w:lsdException w:name="List Table 7 Colorful Accent 6" w:uiPriority="52"/>
+    <w:lsdException w:name="Mention" w:semiHidden="1" w:unhideWhenUsed="1"/>
+    <w:lsdException w:name="Smart Hyperlink" w:semiHidden="1" w:unhideWhenUsed="1"/>
+    <w:lsdException w:name="Hashtag" w:semiHidden="1" w:unhideWhenUsed="1"/>
+    <w:lsdException w:name="Unresolved Mention" w:semiHidden="1" w:unhideWhenUsed="1"/>
+    <w:lsdException w:name="Smart Link" w:semiHidden="1" w:unhideWhenUsed="1"/>
   </w:latentStyles>
   <w:style w:type="paragraph" w:default="1" w:styleId="Normal">
     <w:name w:val="Normal"/>
@@ -2272,7 +2355,6 @@
   <w:style w:type="character" w:default="1" w:styleId="DefaultParagraphFont">
     <w:name w:val="Default Paragraph Font"/>
     <w:uiPriority w:val="1"/>
-    <w:semiHidden/>
     <w:unhideWhenUsed/>
   </w:style>
   <w:style w:type="table" w:default="1" w:styleId="TableNormal">

--- a/Manufacturing-Analysis/Manufacturing Presentation Summary.docx
+++ b/Manufacturing-Analysis/Manufacturing Presentation Summary.docx
@@ -238,17 +238,14 @@
       <w:pPr>
         <w:pStyle w:val="ListParagraph"/>
         <w:spacing w:after="20"/>
-        <w:jc w:val="center"/>
+        <w:ind w:left="360"/>
       </w:pPr>
       <w:r>
-        <w:rPr>
-          <w:noProof/>
-        </w:rPr>
         <w:drawing>
-          <wp:inline distT="0" distB="0" distL="0" distR="0" wp14:anchorId="2071EDC6" wp14:editId="6B2A5A3F">
-            <wp:extent cx="4248150" cy="3333581"/>
-            <wp:effectExtent l="0" t="0" r="0" b="635"/>
-            <wp:docPr id="1" name="Picture 1"/>
+          <wp:inline distT="0" distB="0" distL="0" distR="0" wp14:anchorId="563BFBBC" wp14:editId="0FCAD17D">
+            <wp:extent cx="6400800" cy="2826385"/>
+            <wp:effectExtent l="0" t="0" r="0" b="0"/>
+            <wp:docPr id="549422657" name="Picture 1"/>
             <wp:cNvGraphicFramePr>
               <a:graphicFrameLocks xmlns:a="http://schemas.openxmlformats.org/drawingml/2006/main" noChangeAspect="1"/>
             </wp:cNvGraphicFramePr>
@@ -256,7 +253,7 @@
               <a:graphicData uri="http://schemas.openxmlformats.org/drawingml/2006/picture">
                 <pic:pic xmlns:pic="http://schemas.openxmlformats.org/drawingml/2006/picture">
                   <pic:nvPicPr>
-                    <pic:cNvPr id="1" name=""/>
+                    <pic:cNvPr id="549422657" name=""/>
                     <pic:cNvPicPr/>
                   </pic:nvPicPr>
                   <pic:blipFill>
@@ -268,7 +265,7 @@
                   <pic:spPr>
                     <a:xfrm>
                       <a:off x="0" y="0"/>
-                      <a:ext cx="4388472" cy="3443693"/>
+                      <a:ext cx="6400800" cy="2826385"/>
                     </a:xfrm>
                     <a:prstGeom prst="rect">
                       <a:avLst/>
@@ -280,6 +277,20 @@
           </wp:inline>
         </w:drawing>
       </w:r>
+    </w:p>
+    <w:p>
+      <w:pPr>
+        <w:pStyle w:val="ListParagraph"/>
+        <w:spacing w:after="20"/>
+        <w:jc w:val="center"/>
+      </w:pPr>
+    </w:p>
+    <w:p>
+      <w:pPr>
+        <w:pStyle w:val="ListParagraph"/>
+        <w:spacing w:after="20"/>
+        <w:jc w:val="center"/>
+      </w:pPr>
     </w:p>
     <w:p>
       <w:pPr>
@@ -544,10 +555,10 @@
           <w:noProof/>
         </w:rPr>
         <w:drawing>
-          <wp:inline distT="0" distB="0" distL="0" distR="0" wp14:anchorId="4AC5CABA" wp14:editId="6A587C3D">
-            <wp:extent cx="4189019" cy="5353050"/>
-            <wp:effectExtent l="0" t="0" r="2540" b="0"/>
-            <wp:docPr id="4" name="Picture 4"/>
+          <wp:inline distT="0" distB="0" distL="0" distR="0" wp14:anchorId="7660DDE0" wp14:editId="386157E5">
+            <wp:extent cx="6400800" cy="3545840"/>
+            <wp:effectExtent l="0" t="0" r="0" b="0"/>
+            <wp:docPr id="200328192" name="Picture 1"/>
             <wp:cNvGraphicFramePr>
               <a:graphicFrameLocks xmlns:a="http://schemas.openxmlformats.org/drawingml/2006/main" noChangeAspect="1"/>
             </wp:cNvGraphicFramePr>
@@ -555,7 +566,7 @@
               <a:graphicData uri="http://schemas.openxmlformats.org/drawingml/2006/picture">
                 <pic:pic xmlns:pic="http://schemas.openxmlformats.org/drawingml/2006/picture">
                   <pic:nvPicPr>
-                    <pic:cNvPr id="1" name=""/>
+                    <pic:cNvPr id="200328192" name=""/>
                     <pic:cNvPicPr/>
                   </pic:nvPicPr>
                   <pic:blipFill>
@@ -567,7 +578,7 @@
                   <pic:spPr>
                     <a:xfrm>
                       <a:off x="0" y="0"/>
-                      <a:ext cx="4273962" cy="5461597"/>
+                      <a:ext cx="6400800" cy="3545840"/>
                     </a:xfrm>
                     <a:prstGeom prst="rect">
                       <a:avLst/>
@@ -579,6 +590,36 @@
           </wp:inline>
         </w:drawing>
       </w:r>
+    </w:p>
+    <w:p>
+      <w:pPr>
+        <w:spacing w:after="80"/>
+      </w:pPr>
+    </w:p>
+    <w:p>
+      <w:pPr>
+        <w:spacing w:after="80"/>
+      </w:pPr>
+    </w:p>
+    <w:p>
+      <w:pPr>
+        <w:spacing w:after="80"/>
+      </w:pPr>
+    </w:p>
+    <w:p>
+      <w:pPr>
+        <w:spacing w:after="80"/>
+      </w:pPr>
+    </w:p>
+    <w:p>
+      <w:pPr>
+        <w:spacing w:after="80"/>
+      </w:pPr>
+    </w:p>
+    <w:p>
+      <w:pPr>
+        <w:spacing w:after="80"/>
+      </w:pPr>
     </w:p>
     <w:p>
       <w:pPr>
@@ -645,6 +686,7 @@
                 <w:color w:val="1F4E79"/>
                 <w:sz w:val="27"/>
               </w:rPr>
+              <w:lastRenderedPageBreak/>
               <w:t>Trend Summary</w:t>
             </w:r>
           </w:p>
@@ -967,6 +1009,7 @@
                 <w:color w:val="1F4E79"/>
                 <w:sz w:val="27"/>
               </w:rPr>
+              <w:lastRenderedPageBreak/>
               <w:t>Recommendations</w:t>
             </w:r>
           </w:p>
@@ -2355,6 +2398,7 @@
   <w:style w:type="character" w:default="1" w:styleId="DefaultParagraphFont">
     <w:name w:val="Default Paragraph Font"/>
     <w:uiPriority w:val="1"/>
+    <w:semiHidden/>
     <w:unhideWhenUsed/>
   </w:style>
   <w:style w:type="table" w:default="1" w:styleId="TableNormal">
